--- a/downloads/handouts/Unit 04/Handout 04.15 - Pitch Planner and Feedback Slip.docx
+++ b/downloads/handouts/Unit 04/Handout 04.15 - Pitch Planner and Feedback Slip.docx
@@ -446,7 +446,7 @@
         <w:pStyle w:val="BodyText"/>
       </w:pPr>
       <w:r>
-        <w:t xml:space="preserve">Sentence starters in Turkish, Portuguese, and Spanish are on</w:t>
+        <w:t xml:space="preserve">Sentence starters in Spanish are on</w:t>
       </w:r>
       <w:r>
         <w:t xml:space="preserve"> </w:t>

--- a/downloads/handouts/Unit 04/Handout 04.15 - Pitch Planner and Feedback Slip.docx
+++ b/downloads/handouts/Unit 04/Handout 04.15 - Pitch Planner and Feedback Slip.docx
@@ -6,9 +6,9 @@
       <w:pPr>
         <w:pStyle w:val="Heading1"/>
       </w:pPr>
-      <w:bookmarkStart w:id="20" w:name="Xe0380c133d28e788c1ca9fc135bbcd80a3470fa"/>
-      <w:r>
-        <w:t xml:space="preserve">Handout 04.15: Pitch Planner and Feedback Slip</w:t>
+      <w:bookmarkStart w:id="20" w:name="X6fb512b265bf3fe00096651c6586424fd003d2f"/>
+      <w:r>
+        <w:t xml:space="preserve">Handout 4.15: Pitch Planner and Feedback Slip</w:t>
       </w:r>
       <w:bookmarkEnd w:id="20"/>
     </w:p>

--- a/downloads/handouts/Unit 04/Handout 04.15 - Pitch Planner and Feedback Slip.docx
+++ b/downloads/handouts/Unit 04/Handout 04.15 - Pitch Planner and Feedback Slip.docx
@@ -60,7 +60,7 @@
         <w:pStyle w:val="BodyText"/>
       </w:pPr>
       <w:r>
-        <w:t xml:space="preserve">Sixty seconds. Five parts, in this order. Every teammate says at least one part. Write who says each part. Practice once with the timer.</w:t>
+        <w:t xml:space="preserve">You get 60 seconds. The pitch has five parts, in this order. Every teammate says at least one part. Write who says each part. Practice once with the timer.</w:t>
       </w:r>
     </w:p>
     <w:tbl>
@@ -405,7 +405,7 @@
         <w:t xml:space="preserve"> </w:t>
       </w:r>
       <w:r>
-        <w:t xml:space="preserve">After sixty seconds, the client asks one question from the card. Guess it now and write the answer in one sentence.</w:t>
+        <w:t xml:space="preserve">After 60 seconds, the client asks one question from the card. Guess the question now. Write your answer in one sentence.</w:t>
       </w:r>
     </w:p>
     <w:p>
